--- a/samples/photos-worksheet.docx
+++ b/samples/photos-worksheet.docx
@@ -12,7 +12,7 @@
     </w:p>
     <w:p>
       <w:r>
-        <w:t xml:space="preserve">Workshop guides to practical activity worksheets</w:t>
+        <w:t xml:space="preserve">From source documents to training exercises</w:t>
       </w:r>
     </w:p>
     <w:p>
